--- a/06_可直接打开的Word版/01_计划与每日笔记__每日笔记__Day05_6月2日_计数资料与卡方检验.docx
+++ b/06_可直接打开的Word版/01_计划与每日笔记__每日笔记__Day05_6月2日_计数资料与卡方检验.docx
@@ -3,11 +3,11 @@
 <w:document xmlns:wpc="http://schemas.microsoft.com/office/word/2010/wordprocessingCanvas" xmlns:mo="http://schemas.microsoft.com/office/mac/office/2008/main" xmlns:mc="http://schemas.openxmlformats.org/markup-compatibility/2006" xmlns:mv="urn:schemas-microsoft-com:mac:vml" xmlns:o="urn:schemas-microsoft-com:office:office" xmlns:r="http://schemas.openxmlformats.org/officeDocument/2006/relationships" xmlns:m="http://schemas.openxmlformats.org/officeDocument/2006/math" xmlns:v="urn:schemas-microsoft-com:vml" xmlns:wp14="http://schemas.microsoft.com/office/word/2010/wordprocessingDrawing" xmlns:wp="http://schemas.openxmlformats.org/drawingml/2006/wordprocessingDrawing" xmlns:w10="urn:schemas-microsoft-com:office:word" xmlns:w="http://schemas.openxmlformats.org/wordprocessingml/2006/main" xmlns:w14="http://schemas.microsoft.com/office/word/2010/wordml" xmlns:wpg="http://schemas.microsoft.com/office/word/2010/wordprocessingGroup" xmlns:wpi="http://schemas.microsoft.com/office/word/2010/wordprocessingInk" xmlns:wne="http://schemas.microsoft.com/office/word/2006/wordml" xmlns:wps="http://schemas.microsoft.com/office/word/2010/wordprocessingShape" mc:Ignorable="w14 wp14">
   <w:body>
     <w:p>
-      <w:pPr>
-        <w:pStyle w:val="Heading1"/>
-      </w:pPr>
       <w:r>
-        <w:t>Day05_6月2日_计数资料与卡方检验</w:t>
+        <w:rPr>
+          <w:rFonts w:ascii="Microsoft YaHei" w:hAnsi="Microsoft YaHei" w:eastAsia="Microsoft YaHei"/>
+        </w:rPr>
+        <w:t>﻿# Day05_6月2日_计数资料与卡方检验</w:t>
       </w:r>
     </w:p>
     <w:p/>
@@ -15,7 +15,6 @@
       <w:r>
         <w:rPr>
           <w:rFonts w:ascii="Microsoft YaHei" w:hAnsi="Microsoft YaHei" w:eastAsia="Microsoft YaHei"/>
-          <w:sz w:val="22"/>
         </w:rPr>
         <w:t>日期：2026年6月2日</w:t>
       </w:r>
@@ -25,7 +24,6 @@
       <w:r>
         <w:rPr>
           <w:rFonts w:ascii="Microsoft YaHei" w:hAnsi="Microsoft YaHei" w:eastAsia="Microsoft YaHei"/>
-          <w:sz w:val="22"/>
         </w:rPr>
         <w:t>对应 Day：Day05</w:t>
       </w:r>
@@ -35,7 +33,6 @@
       <w:r>
         <w:rPr>
           <w:rFonts w:ascii="Microsoft YaHei" w:hAnsi="Microsoft YaHei" w:eastAsia="Microsoft YaHei"/>
-          <w:sz w:val="22"/>
         </w:rPr>
         <w:t>主题：计数资料 + 卡方检验</w:t>
       </w:r>
@@ -45,7 +42,6 @@
       <w:r>
         <w:rPr>
           <w:rFonts w:ascii="Microsoft YaHei" w:hAnsi="Microsoft YaHei" w:eastAsia="Microsoft YaHei"/>
-          <w:sz w:val="22"/>
         </w:rPr>
         <w:t>计划来源：`00_每日执行总表.md`</w:t>
       </w:r>
@@ -55,7 +51,6 @@
       <w:r>
         <w:rPr>
           <w:rFonts w:ascii="Microsoft YaHei" w:hAnsi="Microsoft YaHei" w:eastAsia="Microsoft YaHei"/>
-          <w:sz w:val="22"/>
         </w:rPr>
         <w:t>详细复习版：`每日笔记\Day05_6月2日_计数资料与卡方检验_详细版.md`</w:t>
       </w:r>
@@ -74,7 +69,6 @@
       <w:r>
         <w:rPr>
           <w:rFonts w:ascii="Microsoft YaHei" w:hAnsi="Microsoft YaHei" w:eastAsia="Microsoft YaHei"/>
-          <w:sz w:val="22"/>
         </w:rPr>
         <w:t>今天解决两类问题：</w:t>
       </w:r>
@@ -87,7 +81,6 @@
       <w:r>
         <w:rPr>
           <w:rFonts w:ascii="Microsoft YaHei" w:hAnsi="Microsoft YaHei" w:eastAsia="Microsoft YaHei"/>
-          <w:sz w:val="22"/>
         </w:rPr>
         <w:t>描述分类资料：率、构成比、相对比。</w:t>
       </w:r>
@@ -99,7 +92,6 @@
       <w:r>
         <w:rPr>
           <w:rFonts w:ascii="Microsoft YaHei" w:hAnsi="Microsoft YaHei" w:eastAsia="Microsoft YaHei"/>
-          <w:sz w:val="22"/>
         </w:rPr>
         <w:t>比较分类资料：两个或多个率/构成比是否有差别，或两个分类变量是否有关联。</w:t>
       </w:r>
@@ -109,7 +101,6 @@
       <w:r>
         <w:rPr>
           <w:rFonts w:ascii="Microsoft YaHei" w:hAnsi="Microsoft YaHei" w:eastAsia="Microsoft YaHei"/>
-          <w:sz w:val="22"/>
         </w:rPr>
         <w:t>核心提醒：</w:t>
       </w:r>
@@ -122,7 +113,6 @@
       <w:r>
         <w:rPr>
           <w:rFonts w:ascii="Microsoft YaHei" w:hAnsi="Microsoft YaHei" w:eastAsia="Microsoft YaHei"/>
-          <w:sz w:val="22"/>
         </w:rPr>
         <w:t>计量资料比较均数，常想 t 检验或方差分析。</w:t>
       </w:r>
@@ -134,7 +124,6 @@
       <w:r>
         <w:rPr>
           <w:rFonts w:ascii="Microsoft YaHei" w:hAnsi="Microsoft YaHei" w:eastAsia="Microsoft YaHei"/>
-          <w:sz w:val="22"/>
         </w:rPr>
         <w:t>计数资料比较率或构成比，先想卡方检验。</w:t>
       </w:r>
@@ -146,7 +135,6 @@
       <w:r>
         <w:rPr>
           <w:rFonts w:ascii="Microsoft YaHei" w:hAnsi="Microsoft YaHei" w:eastAsia="Microsoft YaHei"/>
-          <w:sz w:val="22"/>
         </w:rPr>
         <w:t>等级资料不要直接当普通计数资料处理，常要想秩和检验。</w:t>
       </w:r>
@@ -168,7 +156,6 @@
       <w:r>
         <w:rPr>
           <w:rFonts w:ascii="Microsoft YaHei" w:hAnsi="Microsoft YaHei" w:eastAsia="Microsoft YaHei"/>
-          <w:sz w:val="22"/>
         </w:rPr>
         <w:t>资料类型：计数资料，也就是分类资料。</w:t>
       </w:r>
@@ -180,7 +167,6 @@
       <w:r>
         <w:rPr>
           <w:rFonts w:ascii="Microsoft YaHei" w:hAnsi="Microsoft YaHei" w:eastAsia="Microsoft YaHei"/>
-          <w:sz w:val="22"/>
         </w:rPr>
         <w:t>常见结局：有效/无效、患病/未患病、阳性/阴性、不同血型、不同职业类别。</w:t>
       </w:r>
@@ -192,7 +178,6 @@
       <w:r>
         <w:rPr>
           <w:rFonts w:ascii="Microsoft YaHei" w:hAnsi="Microsoft YaHei" w:eastAsia="Microsoft YaHei"/>
-          <w:sz w:val="22"/>
         </w:rPr>
         <w:t>常见设计：两组率比较、多组率比较、行列表资料关联性分析。</w:t>
       </w:r>
@@ -214,7 +199,6 @@
       <w:r>
         <w:rPr>
           <w:rFonts w:ascii="Microsoft YaHei" w:hAnsi="Microsoft YaHei" w:eastAsia="Microsoft YaHei"/>
-          <w:sz w:val="22"/>
         </w:rPr>
         <w:t>率：说明某现象发生的强度，如患病率、死亡率、治愈率。</w:t>
       </w:r>
@@ -226,7 +210,6 @@
       <w:r>
         <w:rPr>
           <w:rFonts w:ascii="Microsoft YaHei" w:hAnsi="Microsoft YaHei" w:eastAsia="Microsoft YaHei"/>
-          <w:sz w:val="22"/>
         </w:rPr>
         <w:t>构成比：说明事物内部各组成部分占全部的比重。</w:t>
       </w:r>
@@ -238,7 +221,6 @@
       <w:r>
         <w:rPr>
           <w:rFonts w:ascii="Microsoft YaHei" w:hAnsi="Microsoft YaHei" w:eastAsia="Microsoft YaHei"/>
-          <w:sz w:val="22"/>
         </w:rPr>
         <w:t>相对比：两个有关指标之比，表示倍数或相对水平。</w:t>
       </w:r>
@@ -250,7 +232,6 @@
       <w:r>
         <w:rPr>
           <w:rFonts w:ascii="Microsoft YaHei" w:hAnsi="Microsoft YaHei" w:eastAsia="Microsoft YaHei"/>
-          <w:sz w:val="22"/>
         </w:rPr>
         <w:t>理论频数 T：在原假设成立时，每个格子理论上应该出现的频数。</w:t>
       </w:r>
@@ -262,7 +243,6 @@
       <w:r>
         <w:rPr>
           <w:rFonts w:ascii="Microsoft YaHei" w:hAnsi="Microsoft YaHei" w:eastAsia="Microsoft YaHei"/>
-          <w:sz w:val="22"/>
         </w:rPr>
         <w:t>自由度：行列表资料一般为 `(行数-1)×(列数-1)`；四格表自由度为 1。</w:t>
       </w:r>
@@ -281,7 +261,6 @@
       <w:r>
         <w:rPr>
           <w:rFonts w:ascii="Microsoft YaHei" w:hAnsi="Microsoft YaHei" w:eastAsia="Microsoft YaHei"/>
-          <w:sz w:val="22"/>
         </w:rPr>
         <w:t>卡方检验：</w:t>
       </w:r>
@@ -291,7 +270,6 @@
       <w:r>
         <w:rPr>
           <w:rFonts w:ascii="Microsoft YaHei" w:hAnsi="Microsoft YaHei" w:eastAsia="Microsoft YaHei"/>
-          <w:sz w:val="22"/>
         </w:rPr>
         <w:t>`Analyze &gt; Descriptive Statistics &gt; Crosstabs`</w:t>
       </w:r>
@@ -301,7 +279,6 @@
       <w:r>
         <w:rPr>
           <w:rFonts w:ascii="Microsoft YaHei" w:hAnsi="Microsoft YaHei" w:eastAsia="Microsoft YaHei"/>
-          <w:sz w:val="22"/>
         </w:rPr>
         <w:t>推荐数据：</w:t>
       </w:r>
@@ -311,7 +288,6 @@
       <w:r>
         <w:rPr>
           <w:rFonts w:ascii="Microsoft YaHei" w:hAnsi="Microsoft YaHei" w:eastAsia="Microsoft YaHei"/>
-          <w:sz w:val="22"/>
         </w:rPr>
         <w:t>`课程网站资料\例07-01.sav`</w:t>
       </w:r>
@@ -321,7 +297,6 @@
       <w:r>
         <w:rPr>
           <w:rFonts w:ascii="Microsoft YaHei" w:hAnsi="Microsoft YaHei" w:eastAsia="Microsoft YaHei"/>
-          <w:sz w:val="22"/>
         </w:rPr>
         <w:t>操作顺序：</w:t>
       </w:r>
@@ -334,7 +309,6 @@
       <w:r>
         <w:rPr>
           <w:rFonts w:ascii="Microsoft YaHei" w:hAnsi="Microsoft YaHei" w:eastAsia="Microsoft YaHei"/>
-          <w:sz w:val="22"/>
         </w:rPr>
         <w:t>打开 `例07-01.sav`。</w:t>
       </w:r>
@@ -346,7 +320,6 @@
       <w:r>
         <w:rPr>
           <w:rFonts w:ascii="Microsoft YaHei" w:hAnsi="Microsoft YaHei" w:eastAsia="Microsoft YaHei"/>
-          <w:sz w:val="22"/>
         </w:rPr>
         <w:t>先看 Variable View，确认两个分类变量和它们的值标签。</w:t>
       </w:r>
@@ -358,7 +331,6 @@
       <w:r>
         <w:rPr>
           <w:rFonts w:ascii="Microsoft YaHei" w:hAnsi="Microsoft YaHei" w:eastAsia="Microsoft YaHei"/>
-          <w:sz w:val="22"/>
         </w:rPr>
         <w:t>进入 Crosstabs。</w:t>
       </w:r>
@@ -370,7 +342,6 @@
       <w:r>
         <w:rPr>
           <w:rFonts w:ascii="Microsoft YaHei" w:hAnsi="Microsoft YaHei" w:eastAsia="Microsoft YaHei"/>
-          <w:sz w:val="22"/>
         </w:rPr>
         <w:t>一个分类变量放入 Row，另一个分类变量放入 Column。</w:t>
       </w:r>
@@ -382,7 +353,6 @@
       <w:r>
         <w:rPr>
           <w:rFonts w:ascii="Microsoft YaHei" w:hAnsi="Microsoft YaHei" w:eastAsia="Microsoft YaHei"/>
-          <w:sz w:val="22"/>
         </w:rPr>
         <w:t>Statistics 中勾选 Chi-square。</w:t>
       </w:r>
@@ -394,7 +364,6 @@
       <w:r>
         <w:rPr>
           <w:rFonts w:ascii="Microsoft YaHei" w:hAnsi="Microsoft YaHei" w:eastAsia="Microsoft YaHei"/>
-          <w:sz w:val="22"/>
         </w:rPr>
         <w:t>Cells 中勾选 Observed、Expected、Row percentage 或 Column percentage。</w:t>
       </w:r>
@@ -406,7 +375,6 @@
       <w:r>
         <w:rPr>
           <w:rFonts w:ascii="Microsoft YaHei" w:hAnsi="Microsoft YaHei" w:eastAsia="Microsoft YaHei"/>
-          <w:sz w:val="22"/>
         </w:rPr>
         <w:t>输出后先看 Case Processing Summary，再看 Crosstabulation，最后看 Chi-Square Tests。</w:t>
       </w:r>
@@ -428,7 +396,6 @@
       <w:r>
         <w:rPr>
           <w:rFonts w:ascii="Microsoft YaHei" w:hAnsi="Microsoft YaHei" w:eastAsia="Microsoft YaHei"/>
-          <w:sz w:val="22"/>
         </w:rPr>
         <w:t>Crosstabulation：看实际频数、理论频数和百分比。</w:t>
       </w:r>
@@ -440,7 +407,6 @@
       <w:r>
         <w:rPr>
           <w:rFonts w:ascii="Microsoft YaHei" w:hAnsi="Microsoft YaHei" w:eastAsia="Microsoft YaHei"/>
-          <w:sz w:val="22"/>
         </w:rPr>
         <w:t>Chi-Square Tests：看 Pearson Chi-Square 的 Asymp. Sig.。</w:t>
       </w:r>
@@ -452,7 +418,6 @@
       <w:r>
         <w:rPr>
           <w:rFonts w:ascii="Microsoft YaHei" w:hAnsi="Microsoft YaHei" w:eastAsia="Microsoft YaHei"/>
-          <w:sz w:val="22"/>
         </w:rPr>
         <w:t>2×2 四格表理论频数偏小时：留意 Continuity Correction 或 Fisher's Exact Test。</w:t>
       </w:r>
@@ -462,7 +427,6 @@
       <w:r>
         <w:rPr>
           <w:rFonts w:ascii="Microsoft YaHei" w:hAnsi="Microsoft YaHei" w:eastAsia="Microsoft YaHei"/>
-          <w:sz w:val="22"/>
         </w:rPr>
         <w:t>判断：</w:t>
       </w:r>
@@ -475,7 +439,6 @@
       <w:r>
         <w:rPr>
           <w:rFonts w:ascii="Microsoft YaHei" w:hAnsi="Microsoft YaHei" w:eastAsia="Microsoft YaHei"/>
-          <w:sz w:val="22"/>
         </w:rPr>
         <w:t>P&lt;0.05：差异有统计学意义，或两个分类变量存在统计学关联。</w:t>
       </w:r>
@@ -487,7 +450,6 @@
       <w:r>
         <w:rPr>
           <w:rFonts w:ascii="Microsoft YaHei" w:hAnsi="Microsoft YaHei" w:eastAsia="Microsoft YaHei"/>
-          <w:sz w:val="22"/>
         </w:rPr>
         <w:t>P&gt;=0.05：差异无统计学意义，或尚不能认为两个分类变量有关联。</w:t>
       </w:r>
@@ -499,7 +461,6 @@
       <w:r>
         <w:rPr>
           <w:rFonts w:ascii="Microsoft YaHei" w:hAnsi="Microsoft YaHei" w:eastAsia="Microsoft YaHei"/>
-          <w:sz w:val="22"/>
         </w:rPr>
         <w:t>多个率比较 P&lt;0.05，只能说总体率不全相同，不能说每两个率都不同。</w:t>
       </w:r>
@@ -518,7 +479,6 @@
       <w:r>
         <w:rPr>
           <w:rFonts w:ascii="Microsoft YaHei" w:hAnsi="Microsoft YaHei" w:eastAsia="Microsoft YaHei"/>
-          <w:sz w:val="22"/>
         </w:rPr>
         <w:t>两个率或多个率比较：</w:t>
       </w:r>
@@ -528,7 +488,6 @@
       <w:r>
         <w:rPr>
           <w:rFonts w:ascii="Microsoft YaHei" w:hAnsi="Microsoft YaHei" w:eastAsia="Microsoft YaHei"/>
-          <w:sz w:val="22"/>
         </w:rPr>
         <w:t>`采用卡方检验，结果显示 P=……。按 α=0.05 水准，P&lt;0.05，差异有统计学意义，可认为各总体率不全相同。`</w:t>
       </w:r>
@@ -538,7 +497,6 @@
       <w:r>
         <w:rPr>
           <w:rFonts w:ascii="Microsoft YaHei" w:hAnsi="Microsoft YaHei" w:eastAsia="Microsoft YaHei"/>
-          <w:sz w:val="22"/>
         </w:rPr>
         <w:t>或：</w:t>
       </w:r>
@@ -548,7 +506,6 @@
       <w:r>
         <w:rPr>
           <w:rFonts w:ascii="Microsoft YaHei" w:hAnsi="Microsoft YaHei" w:eastAsia="Microsoft YaHei"/>
-          <w:sz w:val="22"/>
         </w:rPr>
         <w:t>`采用卡方检验，结果显示 P=……。按 α=0.05 水准，P&gt;=0.05，差异无统计学意义，尚不能认为各总体率不同。`</w:t>
       </w:r>
@@ -558,7 +515,6 @@
       <w:r>
         <w:rPr>
           <w:rFonts w:ascii="Microsoft YaHei" w:hAnsi="Microsoft YaHei" w:eastAsia="Microsoft YaHei"/>
-          <w:sz w:val="22"/>
         </w:rPr>
         <w:t>两个分类变量关联性：</w:t>
       </w:r>
@@ -568,7 +524,6 @@
       <w:r>
         <w:rPr>
           <w:rFonts w:ascii="Microsoft YaHei" w:hAnsi="Microsoft YaHei" w:eastAsia="Microsoft YaHei"/>
-          <w:sz w:val="22"/>
         </w:rPr>
         <w:t>`采用卡方检验，结果显示 P=……。按 α=0.05 水准，P&lt;0.05，可认为两个分类变量存在统计学关联。`</w:t>
       </w:r>
@@ -578,7 +533,6 @@
       <w:r>
         <w:rPr>
           <w:rFonts w:ascii="Microsoft YaHei" w:hAnsi="Microsoft YaHei" w:eastAsia="Microsoft YaHei"/>
-          <w:sz w:val="22"/>
         </w:rPr>
         <w:t>本次 SPSS 输出结论：</w:t>
       </w:r>
@@ -588,7 +542,6 @@
       <w:r>
         <w:rPr>
           <w:rFonts w:ascii="Microsoft YaHei" w:hAnsi="Microsoft YaHei" w:eastAsia="Microsoft YaHei"/>
-          <w:sz w:val="22"/>
         </w:rPr>
         <w:t>`例07-01.sav` 使用 `f` 作为频数变量进行加权后，试验组有效 99 例、无效 5 例，有效率 95.2%；对照组有效 75 例、无效 21 例，有效率 78.1%。Pearson χ²=12.857，df=1，P&lt;0.001。按 α=0.05 水准，P&lt;0.05，差异有统计学意义，可认为试验组和对照组总体有效率不同。</w:t>
       </w:r>
@@ -598,7 +551,6 @@
       <w:r>
         <w:rPr>
           <w:rFonts w:ascii="Microsoft YaHei" w:hAnsi="Microsoft YaHei" w:eastAsia="Microsoft YaHei"/>
-          <w:sz w:val="22"/>
         </w:rPr>
         <w:t>理论频数检查：</w:t>
       </w:r>
@@ -608,7 +560,6 @@
       <w:r>
         <w:rPr>
           <w:rFonts w:ascii="Microsoft YaHei" w:hAnsi="Microsoft YaHei" w:eastAsia="Microsoft YaHei"/>
-          <w:sz w:val="22"/>
         </w:rPr>
         <w:t>`Chi-Square Tests` 表脚注显示 0 个单元格的期望计数小于 5，最小期望计数为 12.48，因此本次可直接看 Pearson Chi-Square。</w:t>
       </w:r>
@@ -618,7 +569,6 @@
       <w:r>
         <w:rPr>
           <w:rFonts w:ascii="Microsoft YaHei" w:hAnsi="Microsoft YaHei" w:eastAsia="Microsoft YaHei"/>
-          <w:sz w:val="22"/>
         </w:rPr>
         <w:t>截图：</w:t>
       </w:r>
@@ -628,7 +578,6 @@
       <w:r>
         <w:rPr>
           <w:rFonts w:ascii="Microsoft YaHei" w:hAnsi="Microsoft YaHei" w:eastAsia="Microsoft YaHei"/>
-          <w:sz w:val="22"/>
         </w:rPr>
         <w:t>`SPSS截图\0602_卡方检验_例07-01_卡方输出.png`</w:t>
       </w:r>
@@ -647,7 +596,6 @@
       <w:r>
         <w:rPr>
           <w:rFonts w:ascii="Microsoft YaHei" w:hAnsi="Microsoft YaHei" w:eastAsia="Microsoft YaHei"/>
-          <w:sz w:val="22"/>
         </w:rPr>
         <w:t>完成：</w:t>
       </w:r>
@@ -657,7 +605,6 @@
       <w:r>
         <w:rPr>
           <w:rFonts w:ascii="Microsoft YaHei" w:hAnsi="Microsoft YaHei" w:eastAsia="Microsoft YaHei"/>
-          <w:sz w:val="22"/>
         </w:rPr>
         <w:t>`选择题按章节\05_计数资料的统计分析.md`</w:t>
       </w:r>
@@ -667,7 +614,6 @@
       <w:r>
         <w:rPr>
           <w:rFonts w:ascii="Microsoft YaHei" w:hAnsi="Microsoft YaHei" w:eastAsia="Microsoft YaHei"/>
-          <w:sz w:val="22"/>
         </w:rPr>
         <w:t>共 16 题。</w:t>
       </w:r>
@@ -677,7 +623,6 @@
       <w:r>
         <w:rPr>
           <w:rFonts w:ascii="Microsoft YaHei" w:hAnsi="Microsoft YaHei" w:eastAsia="Microsoft YaHei"/>
-          <w:sz w:val="22"/>
         </w:rPr>
         <w:t>建议节奏：</w:t>
       </w:r>
@@ -690,7 +635,6 @@
       <w:r>
         <w:rPr>
           <w:rFonts w:ascii="Microsoft YaHei" w:hAnsi="Microsoft YaHei" w:eastAsia="Microsoft YaHei"/>
-          <w:sz w:val="22"/>
         </w:rPr>
         <w:t>第 1-5 题：率、构成比、相对比。</w:t>
       </w:r>
@@ -702,7 +646,6 @@
       <w:r>
         <w:rPr>
           <w:rFonts w:ascii="Microsoft YaHei" w:hAnsi="Microsoft YaHei" w:eastAsia="Microsoft YaHei"/>
-          <w:sz w:val="22"/>
         </w:rPr>
         <w:t>第 6-10 题：卡方检验基本概念、自由度、理论频数。</w:t>
       </w:r>
@@ -714,7 +657,6 @@
       <w:r>
         <w:rPr>
           <w:rFonts w:ascii="Microsoft YaHei" w:hAnsi="Microsoft YaHei" w:eastAsia="Microsoft YaHei"/>
-          <w:sz w:val="22"/>
         </w:rPr>
         <w:t>第 11-16 题：校正卡方、多个率比较、结论解释。</w:t>
       </w:r>
@@ -724,7 +666,6 @@
       <w:r>
         <w:rPr>
           <w:rFonts w:ascii="Microsoft YaHei" w:hAnsi="Microsoft YaHei" w:eastAsia="Microsoft YaHei"/>
-          <w:sz w:val="22"/>
         </w:rPr>
         <w:t>自测完成后再对答案：</w:t>
       </w:r>
@@ -734,7 +675,6 @@
       <w:r>
         <w:rPr>
           <w:rFonts w:ascii="Microsoft YaHei" w:hAnsi="Microsoft YaHei" w:eastAsia="Microsoft YaHei"/>
-          <w:sz w:val="22"/>
         </w:rPr>
         <w:t>`1D 2B 3E 4B 5B 6E 7D 8D 9C 10B 11A 12C 13D 14A 15B 16A`</w:t>
       </w:r>
@@ -756,7 +696,6 @@
       <w:r>
         <w:rPr>
           <w:rFonts w:ascii="Microsoft YaHei" w:hAnsi="Microsoft YaHei" w:eastAsia="Microsoft YaHei"/>
-          <w:sz w:val="22"/>
         </w:rPr>
         <w:t>率看发生强度，构成比看内部组成，相对比看两个指标相比。</w:t>
       </w:r>
@@ -768,7 +707,6 @@
       <w:r>
         <w:rPr>
           <w:rFonts w:ascii="Microsoft YaHei" w:hAnsi="Microsoft YaHei" w:eastAsia="Microsoft YaHei"/>
-          <w:sz w:val="22"/>
         </w:rPr>
         <w:t>四格表自由度一定是 1。</w:t>
       </w:r>
@@ -780,7 +718,6 @@
       <w:r>
         <w:rPr>
           <w:rFonts w:ascii="Microsoft YaHei" w:hAnsi="Microsoft YaHei" w:eastAsia="Microsoft YaHei"/>
-          <w:sz w:val="22"/>
         </w:rPr>
         <w:t>理论频数由周边合计决定，不由某一个实际频数单独决定。</w:t>
       </w:r>
@@ -792,7 +729,6 @@
       <w:r>
         <w:rPr>
           <w:rFonts w:ascii="Microsoft YaHei" w:hAnsi="Microsoft YaHei" w:eastAsia="Microsoft YaHei"/>
-          <w:sz w:val="22"/>
         </w:rPr>
         <w:t>该校正而不校正，会让卡方值偏大、P值偏小，容易误判有差异。</w:t>
       </w:r>
@@ -804,7 +740,6 @@
       <w:r>
         <w:rPr>
           <w:rFonts w:ascii="Microsoft YaHei" w:hAnsi="Microsoft YaHei" w:eastAsia="Microsoft YaHei"/>
-          <w:sz w:val="22"/>
         </w:rPr>
         <w:t>多个率比较 P&lt;0.05，只能写“总体率不全相同”。</w:t>
       </w:r>
@@ -820,48 +755,58 @@
     </w:p>
     <w:p/>
     <w:p>
+      <w:pPr>
+        <w:pStyle w:val="ListBullet"/>
+      </w:pPr>
       <w:r>
         <w:rPr>
           <w:rFonts w:ascii="Microsoft YaHei" w:hAnsi="Microsoft YaHei" w:eastAsia="Microsoft YaHei"/>
-          <w:sz w:val="22"/>
         </w:rPr>
-        <w:t>? 概念</w:t>
+        <w:t>[x] 概念</w:t>
       </w:r>
     </w:p>
     <w:p>
+      <w:pPr>
+        <w:pStyle w:val="ListBullet"/>
+      </w:pPr>
       <w:r>
         <w:rPr>
           <w:rFonts w:ascii="Microsoft YaHei" w:hAnsi="Microsoft YaHei" w:eastAsia="Microsoft YaHei"/>
-          <w:sz w:val="22"/>
         </w:rPr>
-        <w:t>? 选择题</w:t>
+        <w:t>[x] 选择题</w:t>
       </w:r>
     </w:p>
     <w:p>
+      <w:pPr>
+        <w:pStyle w:val="ListBullet"/>
+      </w:pPr>
       <w:r>
         <w:rPr>
           <w:rFonts w:ascii="Microsoft YaHei" w:hAnsi="Microsoft YaHei" w:eastAsia="Microsoft YaHei"/>
-          <w:sz w:val="22"/>
         </w:rPr>
-        <w:t>? SPSS</w:t>
+        <w:t>[x] SPSS</w:t>
       </w:r>
     </w:p>
     <w:p>
+      <w:pPr>
+        <w:pStyle w:val="ListBullet"/>
+      </w:pPr>
       <w:r>
         <w:rPr>
           <w:rFonts w:ascii="Microsoft YaHei" w:hAnsi="Microsoft YaHei" w:eastAsia="Microsoft YaHei"/>
-          <w:sz w:val="22"/>
         </w:rPr>
-        <w:t>? 错题整理</w:t>
+        <w:t>[x] 错题整理</w:t>
       </w:r>
     </w:p>
     <w:p>
+      <w:pPr>
+        <w:pStyle w:val="ListBullet"/>
+      </w:pPr>
       <w:r>
         <w:rPr>
           <w:rFonts w:ascii="Microsoft YaHei" w:hAnsi="Microsoft YaHei" w:eastAsia="Microsoft YaHei"/>
-          <w:sz w:val="22"/>
         </w:rPr>
-        <w:t>? 保存 SPSS 输出截图</w:t>
+        <w:t>[x] 保存 SPSS 输出截图</w:t>
       </w:r>
     </w:p>
     <w:sectPr>
@@ -1239,7 +1184,7 @@
     <w:rsid w:val="00FC693F"/>
     <w:rPr>
       <w:rFonts w:ascii="Microsoft YaHei" w:hAnsi="Microsoft YaHei" w:eastAsia="Microsoft YaHei"/>
-      <w:sz w:val="22"/>
+      <w:sz w:val="21"/>
     </w:rPr>
   </w:style>
   <w:style w:type="paragraph" w:styleId="Header">
